--- a/Internship_Progress_Report.docx
+++ b/Internship_Progress_Report.docx
@@ -662,7 +662,7 @@
                 <w:sz w:val="19"/>
                 <w:u w:val="none"/>
               </w:rPr>
-              <w:t>July 15, 2026 – September 11, 2026 (9 Weeks / 38 Working Days)</w:t>
+              <w:t>July 15, 2026 – September 12, 2026 (9 Weeks / 39 Working Days)</w:t>
             </w:r>
           </w:p>
         </w:tc>
@@ -1126,7 +1126,7 @@
                 <w:sz w:val="18"/>
                 <w:u w:val="none"/>
               </w:rPr>
-              <w:t>Phases 1 to 8: onboarding, ML theory, cloud AI, dataset engineering, bias resolution, 2-stage AI, React 18 modernization, and Vercel/Cloudflare deployment</w:t>
+              <w:t>Phases 1 to 9: onboarding, ML theory, cloud AI, dataset engineering, bias resolution, 2-stage AI, React 18 modernization, Vercel/Cloudflare deployment, and final handover</w:t>
             </w:r>
           </w:p>
         </w:tc>
@@ -1191,7 +1191,7 @@
                 <w:sz w:val="18"/>
                 <w:u w:val="none"/>
               </w:rPr>
-              <w:t>Comprehensive Day-by-Day Work Log (Mon–Fri)</w:t>
+              <w:t>Comprehensive Day-by-Day Work Log (Mon–Sat)</w:t>
             </w:r>
           </w:p>
         </w:tc>
@@ -1221,7 +1221,7 @@
                 <w:sz w:val="18"/>
                 <w:u w:val="none"/>
               </w:rPr>
-              <w:t>Detailed daily technical log table covering all working days (Days 1 to 38) across Weeks 1 to 9, including leaves and holidays (till September 11)</w:t>
+              <w:t>Detailed daily technical log table covering all working days (Days 1 to 39) across Weeks 1 to 9, including leaves and holidays (till September 12)</w:t>
             </w:r>
           </w:p>
         </w:tc>
@@ -2046,7 +2046,7 @@
                 <w:sz w:val="18"/>
                 <w:u w:val="none"/>
               </w:rPr>
-              <w:t xml:space="preserve">  • Week 9: React 18 SPA, Vercel &amp; Cloudflare Tunnel</w:t>
+              <w:t xml:space="preserve">  • Week 9: React 18 SPA, Cloud Deployment &amp; Handover</w:t>
             </w:r>
           </w:p>
         </w:tc>
@@ -2906,7 +2906,7 @@
           <w:sz w:val="24"/>
           <w:u w:val="none"/>
         </w:rPr>
-        <w:t>Phase 8: Enterprise Modernization, React 18 SPA Migration &amp; Cloud Production Deployment</w:t>
+        <w:t>Phase 8: Enterprise Modernization, React 18 SPA Migration &amp; Cloud Deployment</w:t>
       </w:r>
     </w:p>
     <w:p>
@@ -2929,7 +2929,7 @@
     <w:p>
       <w:pPr>
         <w:keepNext/>
-        <w:spacing w:before="140" w:after="50" w:line="300" w:lineRule="auto"/>
+        <w:spacing w:before="100" w:after="30" w:line="280" w:lineRule="auto"/>
       </w:pPr>
       <w:r>
         <w:rPr>
@@ -2937,10 +2937,10 @@
           <w:b/>
           <w:i w:val="0"/>
           <w:color w:val="000000"/>
-          <w:sz w:val="28"/>
+          <w:sz w:val="24"/>
           <w:u w:val="none"/>
         </w:rPr>
-        <w:t>3. Comprehensive Day-by-Day Detailed Work Log (Monday to Friday)</w:t>
+        <w:t>Phase 9: Final Benchmark Validation, Supervisory Demonstration &amp; Handover</w:t>
       </w:r>
     </w:p>
     <w:p>
@@ -2957,7 +2957,41 @@
           <w:sz w:val="22"/>
           <w:u w:val="none"/>
         </w:rPr>
-        <w:t>The following section provides the exact day-by-day record of all engineering activities, research breakthroughs, code implementations, bug resolutions, and testing milestones achieved across every working day from Monday through Friday across all 9 weeks.</w:t>
+        <w:t>Conducted end-to-end latency profiling across remote internet connections, validated zero false shooting alarms on normal test feeds, and conducted formal project demonstration to Manager Tayyaba Hussain and Neuronix Technologies leadership. Completed formal handover of all technical assets, live deployments, model checkpoints, and documentation.</w:t>
+      </w:r>
+    </w:p>
+    <w:p>
+      <w:pPr>
+        <w:keepNext/>
+        <w:spacing w:before="140" w:after="50" w:line="300" w:lineRule="auto"/>
+      </w:pPr>
+      <w:r>
+        <w:rPr>
+          <w:rFonts w:ascii="Times New Roman" w:hAnsi="Times New Roman" w:cs="Times New Roman"/>
+          <w:b/>
+          <w:i w:val="0"/>
+          <w:color w:val="000000"/>
+          <w:sz w:val="28"/>
+          <w:u w:val="none"/>
+        </w:rPr>
+        <w:t>3. Comprehensive Day-by-Day Detailed Work Log (Monday to Saturday)</w:t>
+      </w:r>
+    </w:p>
+    <w:p>
+      <w:pPr>
+        <w:jc w:val="both"/>
+        <w:spacing w:before="15" w:after="30" w:line="250" w:lineRule="auto"/>
+      </w:pPr>
+      <w:r>
+        <w:rPr>
+          <w:rFonts w:ascii="Times New Roman" w:hAnsi="Times New Roman" w:cs="Times New Roman"/>
+          <w:b w:val="0"/>
+          <w:i w:val="0"/>
+          <w:color w:val="000000"/>
+          <w:sz w:val="22"/>
+          <w:u w:val="none"/>
+        </w:rPr>
+        <w:t>The following section provides the exact day-by-day record of all engineering activities, research breakthroughs, code implementations, bug resolutions, and testing milestones achieved across all 39 working days across all 9 weeks (till September 12, 2026).</w:t>
       </w:r>
     </w:p>
     <w:p>
@@ -9859,7 +9893,7 @@
           <w:sz w:val="24"/>
           <w:u w:val="none"/>
         </w:rPr>
-        <w:t>3.9 Week 9: Confidence Calibration, UI Polishing &amp; Final Handover (07 Sep – 11 Sep 2026)</w:t>
+        <w:t>3.9 Week 9: React 18 Modernization, Cloud Deployment &amp; Handover (07 Sep – 12 Sep 2026)</w:t>
       </w:r>
     </w:p>
     <w:tbl>
@@ -10395,7 +10429,7 @@
                 <w:sz w:val="19"/>
                 <w:u w:val="none"/>
               </w:rPr>
-              <w:t>Conducted comprehensive system verification on Apple MPS hardware; validated inference speed (1.47x real-time).</w:t>
+              <w:t>Conducted comprehensive system verification on Apple Silicon MPS hardware; validated spatio-temporal inference speed (1.47x real-time).</w:t>
             </w:r>
           </w:p>
           <w:p>
@@ -10412,7 +10446,7 @@
                 <w:sz w:val="19"/>
                 <w:u w:val="none"/>
               </w:rPr>
-              <w:t xml:space="preserve">• Batch Evaluation: </w:t>
+              <w:t xml:space="preserve">• Bug Investigation: </w:t>
             </w:r>
             <w:r>
               <w:rPr>
@@ -10423,7 +10457,7 @@
                 <w:sz w:val="19"/>
                 <w:u w:val="none"/>
               </w:rPr>
-              <w:t>Executed batch evaluation suite `evaluate_model_videos.py` across UCF-Crime and aerial test splits.</w:t>
+              <w:t>Diagnosed and resolved runtime `NameError: name 'crime_ratio' is not defined` bug in `video_inference1.py` by safely initializing decision variables.</w:t>
             </w:r>
           </w:p>
           <w:p>
@@ -10440,7 +10474,7 @@
                 <w:sz w:val="19"/>
                 <w:u w:val="none"/>
               </w:rPr>
-              <w:t xml:space="preserve">• Metrics Audit: </w:t>
+              <w:t xml:space="preserve">• Chart Audit: </w:t>
             </w:r>
             <w:r>
               <w:rPr>
@@ -10451,7 +10485,35 @@
                 <w:sz w:val="19"/>
                 <w:u w:val="none"/>
               </w:rPr>
-              <w:t>Logged performance metrics: 89.3% accuracy on normal walking scenes and 0% false Shooting rate on unarmed scenes.</w:t>
+              <w:t>Audited surveillance report visualization; discovered hardcoded robbery distribution values in the frontend audit log and formulated architectural migration plan.</w:t>
+            </w:r>
+          </w:p>
+          <w:p>
+            <w:pPr>
+              <w:jc w:val="both"/>
+              <w:spacing w:before="2" w:after="3" w:line="200" w:lineRule="auto"/>
+            </w:pPr>
+            <w:r>
+              <w:rPr>
+                <w:rFonts w:ascii="Times New Roman" w:hAnsi="Times New Roman" w:cs="Times New Roman"/>
+                <w:b/>
+                <w:i w:val="0"/>
+                <w:color w:val="000000"/>
+                <w:sz w:val="19"/>
+                <w:u w:val="none"/>
+              </w:rPr>
+              <w:t xml:space="preserve">• Batch Evaluation: </w:t>
+            </w:r>
+            <w:r>
+              <w:rPr>
+                <w:rFonts w:ascii="Times New Roman" w:hAnsi="Times New Roman" w:cs="Times New Roman"/>
+                <w:b w:val="0"/>
+                <w:i w:val="0"/>
+                <w:color w:val="000000"/>
+                <w:sz w:val="19"/>
+                <w:u w:val="none"/>
+              </w:rPr>
+              <w:t>Executed batch evaluation suite `evaluate_model_videos.py` across UCF-Crime and aerial test splits, logging 89.3% accuracy on walking scenes and 0% false shooting alarms.</w:t>
             </w:r>
           </w:p>
         </w:tc>
@@ -10546,7 +10608,7 @@
                 <w:sz w:val="19"/>
                 <w:u w:val="none"/>
               </w:rPr>
-              <w:t xml:space="preserve">• Documentation: </w:t>
+              <w:t xml:space="preserve">• React 18 SPA Migration: </w:t>
             </w:r>
             <w:r>
               <w:rPr>
@@ -10557,7 +10619,7 @@
                 <w:sz w:val="19"/>
                 <w:u w:val="none"/>
               </w:rPr>
-              <w:t>Authored automated DOCX project report generator `generate_project_report.py` using `python-docx`.</w:t>
+              <w:t>Replaced legacy Jinja2 server templates with a component-driven React 18 + Vite + TypeScript + Tailwind CSS application featuring responsive layout and Lucide icons.</w:t>
             </w:r>
           </w:p>
           <w:p>
@@ -10574,7 +10636,7 @@
                 <w:sz w:val="19"/>
                 <w:u w:val="none"/>
               </w:rPr>
-              <w:t xml:space="preserve">• System Specs: </w:t>
+              <w:t xml:space="preserve">• Dual-View Video Player: </w:t>
             </w:r>
             <w:r>
               <w:rPr>
@@ -10585,7 +10647,7 @@
                 <w:sz w:val="19"/>
                 <w:u w:val="none"/>
               </w:rPr>
-              <w:t>Formatted complete system architecture diagrams, model layer breakdowns, and Flask route tables.</w:t>
+              <w:t>Engineered synchronized dual-feed video player allowing side-by-side comparative playback of raw aerial surveillance feeds against AI-annotated crime detection streams.</w:t>
             </w:r>
           </w:p>
           <w:p>
@@ -10602,7 +10664,7 @@
                 <w:sz w:val="19"/>
                 <w:u w:val="none"/>
               </w:rPr>
-              <w:t xml:space="preserve">• Audit Schema: </w:t>
+              <w:t xml:space="preserve">• Dynamic Audit Analytics: </w:t>
             </w:r>
             <w:r>
               <w:rPr>
@@ -10613,7 +10675,91 @@
                 <w:sz w:val="19"/>
                 <w:u w:val="none"/>
               </w:rPr>
-              <w:t>Verified automated JSON forensic report schemas and evidence clip chain-of-custody metadata storage in `outputs/`.</w:t>
+              <w:t>Completely refactored the Incident Distribution Chart and Chronological Audit Log from static values into 100% dynamic calculations computed directly from live `window_audits`.</w:t>
+            </w:r>
+          </w:p>
+          <w:p>
+            <w:pPr>
+              <w:jc w:val="both"/>
+              <w:spacing w:before="2" w:after="3" w:line="200" w:lineRule="auto"/>
+            </w:pPr>
+            <w:r>
+              <w:rPr>
+                <w:rFonts w:ascii="Times New Roman" w:hAnsi="Times New Roman" w:cs="Times New Roman"/>
+                <w:b/>
+                <w:i w:val="0"/>
+                <w:color w:val="000000"/>
+                <w:sz w:val="19"/>
+                <w:u w:val="none"/>
+              </w:rPr>
+              <w:t xml:space="preserve">• Modular Monoserver: </w:t>
+            </w:r>
+            <w:r>
+              <w:rPr>
+                <w:rFonts w:ascii="Times New Roman" w:hAnsi="Times New Roman" w:cs="Times New Roman"/>
+                <w:b w:val="0"/>
+                <w:i w:val="0"/>
+                <w:color w:val="000000"/>
+                <w:sz w:val="19"/>
+                <w:u w:val="none"/>
+              </w:rPr>
+              <w:t>Architected modular Monoserver (`backend/monoserver.py`, `backend/config.py`, REST API blueprints in `backend/api/`) supporting videos, inference, live MJPEG feeds, reports, and settings.</w:t>
+            </w:r>
+          </w:p>
+          <w:p>
+            <w:pPr>
+              <w:jc w:val="both"/>
+              <w:spacing w:before="2" w:after="3" w:line="200" w:lineRule="auto"/>
+            </w:pPr>
+            <w:r>
+              <w:rPr>
+                <w:rFonts w:ascii="Times New Roman" w:hAnsi="Times New Roman" w:cs="Times New Roman"/>
+                <w:b/>
+                <w:i w:val="0"/>
+                <w:color w:val="000000"/>
+                <w:sz w:val="19"/>
+                <w:u w:val="none"/>
+              </w:rPr>
+              <w:t xml:space="preserve">• Dual-Repository Split: </w:t>
+            </w:r>
+            <w:r>
+              <w:rPr>
+                <w:rFonts w:ascii="Times New Roman" w:hAnsi="Times New Roman" w:cs="Times New Roman"/>
+                <w:b w:val="0"/>
+                <w:i w:val="0"/>
+                <w:color w:val="000000"/>
+                <w:sz w:val="19"/>
+                <w:u w:val="none"/>
+              </w:rPr>
+              <w:t>Decoupled codebase into two production GitHub repositories: Frontend (`3144011081/-crime-ai-frontend`) and Backend (`3144011081/crime-ai-backend`).</w:t>
+            </w:r>
+          </w:p>
+          <w:p>
+            <w:pPr>
+              <w:jc w:val="both"/>
+              <w:spacing w:before="2" w:after="3" w:line="200" w:lineRule="auto"/>
+            </w:pPr>
+            <w:r>
+              <w:rPr>
+                <w:rFonts w:ascii="Times New Roman" w:hAnsi="Times New Roman" w:cs="Times New Roman"/>
+                <w:b/>
+                <w:i w:val="0"/>
+                <w:color w:val="000000"/>
+                <w:sz w:val="19"/>
+                <w:u w:val="none"/>
+              </w:rPr>
+              <w:t xml:space="preserve">• Documentation Generator: </w:t>
+            </w:r>
+            <w:r>
+              <w:rPr>
+                <w:rFonts w:ascii="Times New Roman" w:hAnsi="Times New Roman" w:cs="Times New Roman"/>
+                <w:b w:val="0"/>
+                <w:i w:val="0"/>
+                <w:color w:val="000000"/>
+                <w:sz w:val="19"/>
+                <w:u w:val="none"/>
+              </w:rPr>
+              <w:t>Authored automated DOCX project report generator `generate_project_report.py` using `python-docx` for comprehensive technical documentation.</w:t>
             </w:r>
           </w:p>
         </w:tc>
@@ -10708,7 +10854,7 @@
                 <w:sz w:val="19"/>
                 <w:u w:val="none"/>
               </w:rPr>
-              <w:t xml:space="preserve">• React 18 SPA Migration: </w:t>
+              <w:t xml:space="preserve">• Vercel Cloud Deployment: </w:t>
             </w:r>
             <w:r>
               <w:rPr>
@@ -10719,7 +10865,7 @@
                 <w:sz w:val="19"/>
                 <w:u w:val="none"/>
               </w:rPr>
-              <w:t>Modernized user interface from legacy Jinja2 templates into a responsive, component-driven React 18 + Vite + TypeScript + Tailwind CSS application featuring dark mode, Lucide icons, and live status badges.</w:t>
+              <w:t>Configured and deployed modern React frontend to Vercel global CDN with custom domain alias: `https://aerial-crime-detector.vercel.app`, configuring SPA rewrites and caching policies in `vercel.json`.</w:t>
             </w:r>
           </w:p>
           <w:p>
@@ -10736,7 +10882,7 @@
                 <w:sz w:val="19"/>
                 <w:u w:val="none"/>
               </w:rPr>
-              <w:t xml:space="preserve">• Dual-View Video Player: </w:t>
+              <w:t xml:space="preserve">• Cloud Containerization: </w:t>
             </w:r>
             <w:r>
               <w:rPr>
@@ -10747,7 +10893,7 @@
                 <w:sz w:val="19"/>
                 <w:u w:val="none"/>
               </w:rPr>
-              <w:t>Engineered synchronized dual-feed video player allowing side-by-side comparison of raw aerial surveillance feeds against AI-annotated crime detection streams.</w:t>
+              <w:t>Enhanced `Dockerfile` with dynamic `$PORT` binding, graceful checkpoint fallback in `models/crime_model.py`, lightweight PyTorch CPU wheels, and `/health` monitoring endpoints.</w:t>
             </w:r>
           </w:p>
           <w:p>
@@ -10764,7 +10910,7 @@
                 <w:sz w:val="19"/>
                 <w:u w:val="none"/>
               </w:rPr>
-              <w:t xml:space="preserve">• Dynamic Audit Analytics: </w:t>
+              <w:t xml:space="preserve">• Cloud Tier Evaluation: </w:t>
             </w:r>
             <w:r>
               <w:rPr>
@@ -10775,7 +10921,7 @@
                 <w:sz w:val="19"/>
                 <w:u w:val="none"/>
               </w:rPr>
-              <w:t>Completely refactored the Incident Distribution Chart and Chronological Audit Log from static values into 100% dynamic calculations computed directly from `window_audits` in the inference engine.</w:t>
+              <w:t>Evaluated and benchmarked cloud hosting environments (Render, Koyeb, Hugging Face Spaces compute constraints) for machine learning suitability.</w:t>
             </w:r>
           </w:p>
           <w:p>
@@ -10792,7 +10938,7 @@
                 <w:sz w:val="19"/>
                 <w:u w:val="none"/>
               </w:rPr>
-              <w:t xml:space="preserve">• Monoserver Architecture: </w:t>
+              <w:t xml:space="preserve">• Cloudflare GPU Tunnel: </w:t>
             </w:r>
             <w:r>
               <w:rPr>
@@ -10803,7 +10949,7 @@
                 <w:sz w:val="19"/>
                 <w:u w:val="none"/>
               </w:rPr>
-              <w:t>Refactored backend into a modular Monoserver architecture (`backend/monoserver.py`, `backend/config.py`, REST API blueprints in `backend/api/`) supporting videos, inference, live MJPEG feeds, reports, and settings.</w:t>
+              <w:t>Deployed Cloudflare Quick Tunnel (`cloudflared`) bridging local Apple Silicon Metal Performance Shaders (MPS) hardware acceleration to the public internet (`https://reserved-inf-pod-trends.trycloudflare.com`), enabling zero-cost, zero-card, full-speed remote inference.</w:t>
             </w:r>
           </w:p>
           <w:p>
@@ -10820,7 +10966,7 @@
                 <w:sz w:val="19"/>
                 <w:u w:val="none"/>
               </w:rPr>
-              <w:t xml:space="preserve">• Dual-Repository Split: </w:t>
+              <w:t xml:space="preserve">• End-to-End Integration Testing: </w:t>
             </w:r>
             <w:r>
               <w:rPr>
@@ -10831,14 +10977,92 @@
                 <w:sz w:val="19"/>
                 <w:u w:val="none"/>
               </w:rPr>
-              <w:t>Decoupled codebase into two production GitHub repositories: Frontend (`3144011081/-crime-ai-frontend`) and Backend (`3144011081/crime-ai-backend`).</w:t>
-            </w:r>
-          </w:p>
+              <w:t>Conducted end-to-end live testing from the public Vercel domain; validated real-time video listing, remote spatio-temporal inference execution, and dynamic report downloads.</w:t>
+            </w:r>
+          </w:p>
+        </w:tc>
+      </w:tr>
+      <w:tr>
+        <w:trPr>
+          <w:cantSplit/>
+        </w:trPr>
+        <w:tc>
+          <w:tcPr>
+            <w:tcW w:type="dxa" w:w="1584"/>
+            <w:shd w:fill="FFFFFF"/>
+            <w:tcMar>
+              <w:top w:w="40" w:type="dxa"/>
+              <w:bottom w:w="40" w:type="dxa"/>
+              <w:left w:w="50" w:type="dxa"/>
+              <w:right w:w="50" w:type="dxa"/>
+            </w:tcMar>
+          </w:tcPr>
+          <w:p>
+            <w:pPr>
+              <w:jc w:val="center"/>
+              <w:spacing w:before="6" w:after="6" w:line="210" w:lineRule="auto"/>
+            </w:pPr>
+            <w:r/>
+            <w:r>
+              <w:rPr>
+                <w:rFonts w:ascii="Times New Roman" w:hAnsi="Times New Roman" w:cs="Times New Roman"/>
+                <w:b/>
+                <w:i w:val="0"/>
+                <w:color w:val="000000"/>
+                <w:sz w:val="19"/>
+                <w:u w:val="none"/>
+              </w:rPr>
+              <w:t>Day 39</w:t>
+            </w:r>
+          </w:p>
+        </w:tc>
+        <w:tc>
+          <w:tcPr>
+            <w:tcW w:type="dxa" w:w="2016"/>
+            <w:shd w:fill="FFFFFF"/>
+            <w:tcMar>
+              <w:top w:w="40" w:type="dxa"/>
+              <w:bottom w:w="40" w:type="dxa"/>
+              <w:left w:w="50" w:type="dxa"/>
+              <w:right w:w="50" w:type="dxa"/>
+            </w:tcMar>
+          </w:tcPr>
+          <w:p>
+            <w:pPr>
+              <w:jc w:val="center"/>
+              <w:spacing w:before="6" w:after="6" w:line="210" w:lineRule="auto"/>
+            </w:pPr>
+            <w:r/>
+            <w:r>
+              <w:rPr>
+                <w:rFonts w:ascii="Times New Roman" w:hAnsi="Times New Roman" w:cs="Times New Roman"/>
+                <w:b w:val="0"/>
+                <w:i w:val="0"/>
+                <w:color w:val="000000"/>
+                <w:sz w:val="19"/>
+                <w:u w:val="none"/>
+              </w:rPr>
+              <w:t>Sat, Sep 12, 2026</w:t>
+            </w:r>
+          </w:p>
+        </w:tc>
+        <w:tc>
+          <w:tcPr>
+            <w:tcW w:type="dxa" w:w="5760"/>
+            <w:shd w:fill="FFFFFF"/>
+            <w:tcMar>
+              <w:top w:w="40" w:type="dxa"/>
+              <w:bottom w:w="40" w:type="dxa"/>
+              <w:left w:w="80" w:type="dxa"/>
+              <w:right w:w="80" w:type="dxa"/>
+            </w:tcMar>
+          </w:tcPr>
           <w:p>
             <w:pPr>
               <w:jc w:val="both"/>
               <w:spacing w:before="2" w:after="3" w:line="200" w:lineRule="auto"/>
             </w:pPr>
+            <w:r/>
             <w:r>
               <w:rPr>
                 <w:rFonts w:ascii="Times New Roman" w:hAnsi="Times New Roman" w:cs="Times New Roman"/>
@@ -10848,7 +11072,7 @@
                 <w:sz w:val="19"/>
                 <w:u w:val="none"/>
               </w:rPr>
-              <w:t xml:space="preserve">• Vercel Cloud Deployment: </w:t>
+              <w:t xml:space="preserve">• Latency Benchmarking: </w:t>
             </w:r>
             <w:r>
               <w:rPr>
@@ -10859,7 +11083,7 @@
                 <w:sz w:val="19"/>
                 <w:u w:val="none"/>
               </w:rPr>
-              <w:t>Deployed modern React frontend to Vercel global CDN with custom domain alias: `https://aerial-crime-detector.vercel.app`, configuring SPA rewrites and caching policies in `vercel.json`.</w:t>
+              <w:t>Conducted comprehensive latency benchmarks across remote internet connections, validating real-time FPS throughput and WebSocket/MJPEG stream stability under network load.</w:t>
             </w:r>
           </w:p>
           <w:p>
@@ -10876,7 +11100,7 @@
                 <w:sz w:val="19"/>
                 <w:u w:val="none"/>
               </w:rPr>
-              <w:t xml:space="preserve">• Cloudflare GPU Tunnel: </w:t>
+              <w:t xml:space="preserve">• Final Demo: </w:t>
             </w:r>
             <w:r>
               <w:rPr>
@@ -10887,7 +11111,7 @@
                 <w:sz w:val="19"/>
                 <w:u w:val="none"/>
               </w:rPr>
-              <w:t>Deployed Cloudflare Quick Tunnel (`cloudflared`) bridging local Apple Silicon Metal Performance Shaders (MPS) hardware acceleration to the public internet (`https://reserved-inf-pod-trends.trycloudflare.com`), enabling zero-cost, zero-card, full-speed remote inference.</w:t>
+              <w:t>Conducted final project demonstration to Manager Tayyaba Hussain and Neuronix Technologies engineering leadership, presenting full 2-stage AI detection, 0% false shooting alarms, adaptive zoom, and live Vercel web application.</w:t>
             </w:r>
           </w:p>
           <w:p>
@@ -10904,7 +11128,7 @@
                 <w:sz w:val="19"/>
                 <w:u w:val="none"/>
               </w:rPr>
-              <w:t xml:space="preserve">• Cloud Containerization: </w:t>
+              <w:t xml:space="preserve">• Project Report Handover: </w:t>
             </w:r>
             <w:r>
               <w:rPr>
@@ -10915,7 +11139,7 @@
                 <w:sz w:val="19"/>
                 <w:u w:val="none"/>
               </w:rPr>
-              <w:t>Enhanced `Dockerfile` with lightweight PyTorch CPU wheels and graceful checkpoint fallback to support deployment across multi-cloud environments (Render, Koyeb, Spaces).</w:t>
+              <w:t>Formally submitted and handed over the comprehensive Project Technical Report 'Project_Report_Crime_Detection_System-1' to Manager Tayyaba Hussain, documenting complete system architecture, dataset engineering, multi-modal gating, and empirical benchmarks.</w:t>
             </w:r>
           </w:p>
           <w:p>
@@ -10932,7 +11156,7 @@
                 <w:sz w:val="19"/>
                 <w:u w:val="none"/>
               </w:rPr>
-              <w:t xml:space="preserve">• Final Demo &amp; Handover: </w:t>
+              <w:t xml:space="preserve">• GUI &amp; Video Handover: </w:t>
             </w:r>
             <w:r>
               <w:rPr>
@@ -10943,7 +11167,7 @@
                 <w:sz w:val="19"/>
                 <w:u w:val="none"/>
               </w:rPr>
-              <w:t>Conducted comprehensive final project presentation to Manager Tayyaba Hussain, presenting live Vercel web application, Cloudflare GPU tunnel, 2-stage multi-modal AI gating, and formally delivering the Project Technical Report and GUI demonstration video.</w:t>
+              <w:t>Delivered the complete project GUI and functioning demonstration video 'project gui.mov' to Manager Tayyaba Hussain, showcasing all web dashboard controls, real-time live streaming, and full operational system functioning.</w:t>
             </w:r>
           </w:p>
           <w:p>
@@ -10960,6 +11184,34 @@
                 <w:sz w:val="19"/>
                 <w:u w:val="none"/>
               </w:rPr>
+              <w:t xml:space="preserve">• Deliverable Handover: </w:t>
+            </w:r>
+            <w:r>
+              <w:rPr>
+                <w:rFonts w:ascii="Times New Roman" w:hAnsi="Times New Roman" w:cs="Times New Roman"/>
+                <w:b w:val="0"/>
+                <w:i w:val="0"/>
+                <w:color w:val="000000"/>
+                <w:sz w:val="19"/>
+                <w:u w:val="none"/>
+              </w:rPr>
+              <w:t>Delivered production-ready model checkpoints (`crime_aerial_augmented_best1.pth`, `drone_person_detector_best.pt`, `weapon_detector_best.pt`), live Vercel web app, Cloudflare GPU tunnel, and dual GitHub repositories.</w:t>
+            </w:r>
+          </w:p>
+          <w:p>
+            <w:pPr>
+              <w:jc w:val="both"/>
+              <w:spacing w:before="2" w:after="3" w:line="200" w:lineRule="auto"/>
+            </w:pPr>
+            <w:r>
+              <w:rPr>
+                <w:rFonts w:ascii="Times New Roman" w:hAnsi="Times New Roman" w:cs="Times New Roman"/>
+                <w:b/>
+                <w:i w:val="0"/>
+                <w:color w:val="000000"/>
+                <w:sz w:val="19"/>
+                <w:u w:val="none"/>
+              </w:rPr>
               <w:t xml:space="preserve">• Tenure Conclusion: </w:t>
             </w:r>
             <w:r>
@@ -10971,7 +11223,7 @@
                 <w:sz w:val="19"/>
                 <w:u w:val="none"/>
               </w:rPr>
-              <w:t>Successfully concluded the 9-week engineering internship tenure at Neuronix Technologies (September 11, 2026).</w:t>
+              <w:t>Successfully concluded the 9-week engineering internship tenure at Neuronix Technologies (September 12, 2026).</w:t>
             </w:r>
           </w:p>
         </w:tc>
@@ -12952,7 +13204,7 @@
           <w:sz w:val="22"/>
           <w:u w:val="none"/>
         </w:rPr>
-        <w:t>On Friday, September 11, 2026, the formal engineering handover was successfully conducted with Manager Tayyaba Hussain. The primary project handover deliverables submitted include:</w:t>
+        <w:t>On Saturday, September 12, 2026, the formal engineering handover was successfully conducted with Manager Tayyaba Hussain. The primary project handover deliverables submitted include:</w:t>
       </w:r>
     </w:p>
     <w:tbl>
@@ -14739,7 +14991,7 @@
                 <w:sz w:val="19"/>
                 <w:u w:val="none"/>
               </w:rPr>
-              <w:t>All 9 Weeks Completed / Milestones Achieved</w:t>
+              <w:t>All 9 Weeks Completed (39 Working Days) / Milestones Achieved</w:t>
             </w:r>
           </w:p>
         </w:tc>
@@ -14929,7 +15181,7 @@
                 <w:sz w:val="19"/>
                 <w:u w:val="none"/>
               </w:rPr>
-              <w:t>_______________________  [Sep 11, 2026]</w:t>
+              <w:t>_______________________  [Sep 12, 2026]</w:t>
             </w:r>
           </w:p>
         </w:tc>
@@ -14959,7 +15211,7 @@
                 <w:sz w:val="19"/>
                 <w:u w:val="none"/>
               </w:rPr>
-              <w:t>_______________________  [Sep 11, 2026]</w:t>
+              <w:t>_______________________  [Sep 12, 2026]</w:t>
             </w:r>
           </w:p>
         </w:tc>

--- a/Internship_Progress_Report.docx
+++ b/Internship_Progress_Report.docx
@@ -662,7 +662,7 @@
                 <w:sz w:val="19"/>
                 <w:u w:val="none"/>
               </w:rPr>
-              <w:t>July 15, 2026 – September 12, 2026 (9 Weeks / 39 Working Days)</w:t>
+              <w:t>July 15, 2026 – September 11, 2026 (9 Weeks / 38 Working Days)</w:t>
             </w:r>
           </w:p>
         </w:tc>
@@ -1126,7 +1126,7 @@
                 <w:sz w:val="18"/>
                 <w:u w:val="none"/>
               </w:rPr>
-              <w:t>Phases 1 to 9: onboarding, ML theory, cloud AI, dataset engineering, bias resolution, 2-stage AI, React 18 modernization, Vercel/Cloudflare deployment, and final handover</w:t>
+              <w:t>Phases 1 to 8: onboarding, ML theory, cloud AI, dataset engineering, bias resolution, 2-stage AI, React 18 modernization, Vercel/Cloudflare deployment, and final handover</w:t>
             </w:r>
           </w:p>
         </w:tc>
@@ -1191,7 +1191,7 @@
                 <w:sz w:val="18"/>
                 <w:u w:val="none"/>
               </w:rPr>
-              <w:t>Comprehensive Day-by-Day Work Log (Mon–Sat)</w:t>
+              <w:t>Comprehensive Day-by-Day Work Log (Mon–Fri)</w:t>
             </w:r>
           </w:p>
         </w:tc>
@@ -1221,7 +1221,7 @@
                 <w:sz w:val="18"/>
                 <w:u w:val="none"/>
               </w:rPr>
-              <w:t>Detailed daily technical log table covering all working days (Days 1 to 39) across Weeks 1 to 9, including leaves and holidays (till September 12)</w:t>
+              <w:t>Detailed daily technical log table covering all working days (Days 1 to 38) across Weeks 1 to 9, including leaves and holidays (till September 11)</w:t>
             </w:r>
           </w:p>
         </w:tc>
@@ -2906,7 +2906,7 @@
           <w:sz w:val="24"/>
           <w:u w:val="none"/>
         </w:rPr>
-        <w:t>Phase 8: Enterprise Modernization, React 18 SPA Migration &amp; Cloud Deployment</w:t>
+        <w:t>Phase 8: Enterprise Modernization, React 18 SPA Migration, Cloud Deployment &amp; Handover</w:t>
       </w:r>
     </w:p>
     <w:p>
@@ -2923,13 +2923,13 @@
           <w:sz w:val="22"/>
           <w:u w:val="none"/>
         </w:rPr>
-        <w:t>Transitioned system from monolithic rendering to a decoupled microservices architecture. Constructed a component-driven React 18 + Vite + TypeScript frontend with synchronized dual-view video playback and pure dynamic audit analytics. Decoupled into two GitHub repositories (`-crime-ai-frontend` and `crime-ai-backend`), deployed frontend live to Vercel (https://aerial-crime-detector.vercel.app), and bridged Apple Silicon MPS GPU acceleration to the web via Cloudflare Tunnel (https://reserved-inf-pod-trends.trycloudflare.com).</w:t>
+        <w:t>Transitioned system from monolithic rendering to a decoupled microservices architecture. Constructed a component-driven React 18 + Vite + TypeScript frontend with synchronized dual-view video playback and pure dynamic audit analytics. Decoupled into two GitHub repositories (`-crime-ai-frontend` and `crime-ai-backend`), deployed frontend live to Vercel (https://aerial-crime-detector.vercel.app), and bridged Apple Silicon MPS GPU acceleration to the web via Cloudflare Tunnel (https://reserved-inf-pod-trends.trycloudflare.com). Formally completed technical handover to Manager Tayyaba Hussain with Project Technical Report ('Project_Report_Crime_Detection_System-1') and GUI demonstration video ('project gui.mov').</w:t>
       </w:r>
     </w:p>
     <w:p>
       <w:pPr>
         <w:keepNext/>
-        <w:spacing w:before="100" w:after="30" w:line="280" w:lineRule="auto"/>
+        <w:spacing w:before="140" w:after="50" w:line="300" w:lineRule="auto"/>
       </w:pPr>
       <w:r>
         <w:rPr>
@@ -2937,10 +2937,10 @@
           <w:b/>
           <w:i w:val="0"/>
           <w:color w:val="000000"/>
-          <w:sz w:val="24"/>
+          <w:sz w:val="28"/>
           <w:u w:val="none"/>
         </w:rPr>
-        <w:t>Phase 9: Final Benchmark Validation, Supervisory Demonstration &amp; Handover</w:t>
+        <w:t>3. Comprehensive Day-by-Day Detailed Work Log (Monday to Friday)</w:t>
       </w:r>
     </w:p>
     <w:p>
@@ -2957,41 +2957,7 @@
           <w:sz w:val="22"/>
           <w:u w:val="none"/>
         </w:rPr>
-        <w:t>Conducted end-to-end latency profiling across remote internet connections, validated zero false shooting alarms on normal test feeds, and conducted formal project demonstration to Manager Tayyaba Hussain and Neuronix Technologies leadership. Completed formal handover of all technical assets, live deployments, model checkpoints, and documentation.</w:t>
-      </w:r>
-    </w:p>
-    <w:p>
-      <w:pPr>
-        <w:keepNext/>
-        <w:spacing w:before="140" w:after="50" w:line="300" w:lineRule="auto"/>
-      </w:pPr>
-      <w:r>
-        <w:rPr>
-          <w:rFonts w:ascii="Times New Roman" w:hAnsi="Times New Roman" w:cs="Times New Roman"/>
-          <w:b/>
-          <w:i w:val="0"/>
-          <w:color w:val="000000"/>
-          <w:sz w:val="28"/>
-          <w:u w:val="none"/>
-        </w:rPr>
-        <w:t>3. Comprehensive Day-by-Day Detailed Work Log (Monday to Saturday)</w:t>
-      </w:r>
-    </w:p>
-    <w:p>
-      <w:pPr>
-        <w:jc w:val="both"/>
-        <w:spacing w:before="15" w:after="30" w:line="250" w:lineRule="auto"/>
-      </w:pPr>
-      <w:r>
-        <w:rPr>
-          <w:rFonts w:ascii="Times New Roman" w:hAnsi="Times New Roman" w:cs="Times New Roman"/>
-          <w:b w:val="0"/>
-          <w:i w:val="0"/>
-          <w:color w:val="000000"/>
-          <w:sz w:val="22"/>
-          <w:u w:val="none"/>
-        </w:rPr>
-        <w:t>The following section provides the exact day-by-day record of all engineering activities, research breakthroughs, code implementations, bug resolutions, and testing milestones achieved across all 39 working days across all 9 weeks (till September 12, 2026).</w:t>
+        <w:t>The following section provides the exact day-by-day record of all engineering activities, research breakthroughs, code implementations, bug resolutions, and testing milestones achieved across all 38 working days across all 9 weeks (till September 11, 2026).</w:t>
       </w:r>
     </w:p>
     <w:p>
@@ -9893,7 +9859,7 @@
           <w:sz w:val="24"/>
           <w:u w:val="none"/>
         </w:rPr>
-        <w:t>3.9 Week 9: React 18 Modernization, Cloud Deployment &amp; Handover (07 Sep – 12 Sep 2026)</w:t>
+        <w:t>3.9 Week 9: React 18 Modernization, Cloud Deployment &amp; Handover (07 Sep – 11 Sep 2026)</w:t>
       </w:r>
     </w:p>
     <w:tbl>
@@ -10619,7 +10585,7 @@
                 <w:sz w:val="19"/>
                 <w:u w:val="none"/>
               </w:rPr>
-              <w:t>Replaced legacy Jinja2 server templates with a component-driven React 18 + Vite + TypeScript + Tailwind CSS application featuring responsive layout and Lucide icons.</w:t>
+              <w:t>Replaced legacy Jinja2 server templates with a component-driven React 18 + Vite + TypeScript + Tailwind CSS application featuring responsive layout, dark mode, and Lucide icons.</w:t>
             </w:r>
           </w:p>
           <w:p>
@@ -10675,7 +10641,7 @@
                 <w:sz w:val="19"/>
                 <w:u w:val="none"/>
               </w:rPr>
-              <w:t>Completely refactored the Incident Distribution Chart and Chronological Audit Log from static values into 100% dynamic calculations computed directly from live `window_audits`.</w:t>
+              <w:t>Completely refactored the Incident Distribution Chart and Chronological Audit Log from static values into 100% dynamic calculations computed directly from live `window_audits` in the inference engine.</w:t>
             </w:r>
           </w:p>
           <w:p>
@@ -10966,7 +10932,7 @@
                 <w:sz w:val="19"/>
                 <w:u w:val="none"/>
               </w:rPr>
-              <w:t xml:space="preserve">• End-to-End Integration Testing: </w:t>
+              <w:t xml:space="preserve">• End-to-End Testing: </w:t>
             </w:r>
             <w:r>
               <w:rPr>
@@ -10980,89 +10946,11 @@
               <w:t>Conducted end-to-end live testing from the public Vercel domain; validated real-time video listing, remote spatio-temporal inference execution, and dynamic report downloads.</w:t>
             </w:r>
           </w:p>
-        </w:tc>
-      </w:tr>
-      <w:tr>
-        <w:trPr>
-          <w:cantSplit/>
-        </w:trPr>
-        <w:tc>
-          <w:tcPr>
-            <w:tcW w:type="dxa" w:w="1584"/>
-            <w:shd w:fill="FFFFFF"/>
-            <w:tcMar>
-              <w:top w:w="40" w:type="dxa"/>
-              <w:bottom w:w="40" w:type="dxa"/>
-              <w:left w:w="50" w:type="dxa"/>
-              <w:right w:w="50" w:type="dxa"/>
-            </w:tcMar>
-          </w:tcPr>
-          <w:p>
-            <w:pPr>
-              <w:jc w:val="center"/>
-              <w:spacing w:before="6" w:after="6" w:line="210" w:lineRule="auto"/>
-            </w:pPr>
-            <w:r/>
-            <w:r>
-              <w:rPr>
-                <w:rFonts w:ascii="Times New Roman" w:hAnsi="Times New Roman" w:cs="Times New Roman"/>
-                <w:b/>
-                <w:i w:val="0"/>
-                <w:color w:val="000000"/>
-                <w:sz w:val="19"/>
-                <w:u w:val="none"/>
-              </w:rPr>
-              <w:t>Day 39</w:t>
-            </w:r>
-          </w:p>
-        </w:tc>
-        <w:tc>
-          <w:tcPr>
-            <w:tcW w:type="dxa" w:w="2016"/>
-            <w:shd w:fill="FFFFFF"/>
-            <w:tcMar>
-              <w:top w:w="40" w:type="dxa"/>
-              <w:bottom w:w="40" w:type="dxa"/>
-              <w:left w:w="50" w:type="dxa"/>
-              <w:right w:w="50" w:type="dxa"/>
-            </w:tcMar>
-          </w:tcPr>
-          <w:p>
-            <w:pPr>
-              <w:jc w:val="center"/>
-              <w:spacing w:before="6" w:after="6" w:line="210" w:lineRule="auto"/>
-            </w:pPr>
-            <w:r/>
-            <w:r>
-              <w:rPr>
-                <w:rFonts w:ascii="Times New Roman" w:hAnsi="Times New Roman" w:cs="Times New Roman"/>
-                <w:b w:val="0"/>
-                <w:i w:val="0"/>
-                <w:color w:val="000000"/>
-                <w:sz w:val="19"/>
-                <w:u w:val="none"/>
-              </w:rPr>
-              <w:t>Sat, Sep 12, 2026</w:t>
-            </w:r>
-          </w:p>
-        </w:tc>
-        <w:tc>
-          <w:tcPr>
-            <w:tcW w:type="dxa" w:w="5760"/>
-            <w:shd w:fill="FFFFFF"/>
-            <w:tcMar>
-              <w:top w:w="40" w:type="dxa"/>
-              <w:bottom w:w="40" w:type="dxa"/>
-              <w:left w:w="80" w:type="dxa"/>
-              <w:right w:w="80" w:type="dxa"/>
-            </w:tcMar>
-          </w:tcPr>
           <w:p>
             <w:pPr>
               <w:jc w:val="both"/>
               <w:spacing w:before="2" w:after="3" w:line="200" w:lineRule="auto"/>
             </w:pPr>
-            <w:r/>
             <w:r>
               <w:rPr>
                 <w:rFonts w:ascii="Times New Roman" w:hAnsi="Times New Roman" w:cs="Times New Roman"/>
@@ -11072,7 +10960,7 @@
                 <w:sz w:val="19"/>
                 <w:u w:val="none"/>
               </w:rPr>
-              <w:t xml:space="preserve">• Latency Benchmarking: </w:t>
+              <w:t xml:space="preserve">• Final Demo: </w:t>
             </w:r>
             <w:r>
               <w:rPr>
@@ -11083,7 +10971,7 @@
                 <w:sz w:val="19"/>
                 <w:u w:val="none"/>
               </w:rPr>
-              <w:t>Conducted comprehensive latency benchmarks across remote internet connections, validating real-time FPS throughput and WebSocket/MJPEG stream stability under network load.</w:t>
+              <w:t>Conducted comprehensive final project demonstration to Manager Tayyaba Hussain and Neuronix Technologies engineering leadership, presenting full 2-stage AI detection, 0% false shooting alarms, adaptive zoom, and live Vercel web application.</w:t>
             </w:r>
           </w:p>
           <w:p>
@@ -11100,7 +10988,7 @@
                 <w:sz w:val="19"/>
                 <w:u w:val="none"/>
               </w:rPr>
-              <w:t xml:space="preserve">• Final Demo: </w:t>
+              <w:t xml:space="preserve">• Project Report Handover: </w:t>
             </w:r>
             <w:r>
               <w:rPr>
@@ -11111,7 +10999,7 @@
                 <w:sz w:val="19"/>
                 <w:u w:val="none"/>
               </w:rPr>
-              <w:t>Conducted final project demonstration to Manager Tayyaba Hussain and Neuronix Technologies engineering leadership, presenting full 2-stage AI detection, 0% false shooting alarms, adaptive zoom, and live Vercel web application.</w:t>
+              <w:t>Formally submitted and handed over the comprehensive Project Technical Report 'Project_Report_Crime_Detection_System-1' to Manager Tayyaba Hussain, documenting complete system architecture, dataset engineering, multi-modal gating, and empirical benchmarks.</w:t>
             </w:r>
           </w:p>
           <w:p>
@@ -11128,7 +11016,7 @@
                 <w:sz w:val="19"/>
                 <w:u w:val="none"/>
               </w:rPr>
-              <w:t xml:space="preserve">• Project Report Handover: </w:t>
+              <w:t xml:space="preserve">• GUI &amp; Video Handover: </w:t>
             </w:r>
             <w:r>
               <w:rPr>
@@ -11139,7 +11027,7 @@
                 <w:sz w:val="19"/>
                 <w:u w:val="none"/>
               </w:rPr>
-              <w:t>Formally submitted and handed over the comprehensive Project Technical Report 'Project_Report_Crime_Detection_System-1' to Manager Tayyaba Hussain, documenting complete system architecture, dataset engineering, multi-modal gating, and empirical benchmarks.</w:t>
+              <w:t>Delivered the complete project GUI and functioning demonstration video 'project gui.mov' to Manager Tayyaba Hussain, showcasing all web dashboard controls, real-time live streaming, and full operational system functioning.</w:t>
             </w:r>
           </w:p>
           <w:p>
@@ -11156,7 +11044,7 @@
                 <w:sz w:val="19"/>
                 <w:u w:val="none"/>
               </w:rPr>
-              <w:t xml:space="preserve">• GUI &amp; Video Handover: </w:t>
+              <w:t xml:space="preserve">• Deliverable Handover: </w:t>
             </w:r>
             <w:r>
               <w:rPr>
@@ -11167,7 +11055,7 @@
                 <w:sz w:val="19"/>
                 <w:u w:val="none"/>
               </w:rPr>
-              <w:t>Delivered the complete project GUI and functioning demonstration video 'project gui.mov' to Manager Tayyaba Hussain, showcasing all web dashboard controls, real-time live streaming, and full operational system functioning.</w:t>
+              <w:t>Delivered production-ready model checkpoints (`crime_aerial_augmented_best1.pth`, `drone_person_detector_best.pt`, `weapon_detector_best.pt`), live Vercel web app, Cloudflare GPU tunnel, and dual GitHub repositories.</w:t>
             </w:r>
           </w:p>
           <w:p>
@@ -11184,7 +11072,7 @@
                 <w:sz w:val="19"/>
                 <w:u w:val="none"/>
               </w:rPr>
-              <w:t xml:space="preserve">• Deliverable Handover: </w:t>
+              <w:t xml:space="preserve">• Tenure Conclusion: </w:t>
             </w:r>
             <w:r>
               <w:rPr>
@@ -11195,35 +11083,7 @@
                 <w:sz w:val="19"/>
                 <w:u w:val="none"/>
               </w:rPr>
-              <w:t>Delivered production-ready model checkpoints (`crime_aerial_augmented_best1.pth`, `drone_person_detector_best.pt`, `weapon_detector_best.pt`), live Vercel web app, Cloudflare GPU tunnel, and dual GitHub repositories.</w:t>
-            </w:r>
-          </w:p>
-          <w:p>
-            <w:pPr>
-              <w:jc w:val="both"/>
-              <w:spacing w:before="2" w:after="3" w:line="200" w:lineRule="auto"/>
-            </w:pPr>
-            <w:r>
-              <w:rPr>
-                <w:rFonts w:ascii="Times New Roman" w:hAnsi="Times New Roman" w:cs="Times New Roman"/>
-                <w:b/>
-                <w:i w:val="0"/>
-                <w:color w:val="000000"/>
-                <w:sz w:val="19"/>
-                <w:u w:val="none"/>
-              </w:rPr>
-              <w:t xml:space="preserve">• Tenure Conclusion: </w:t>
-            </w:r>
-            <w:r>
-              <w:rPr>
-                <w:rFonts w:ascii="Times New Roman" w:hAnsi="Times New Roman" w:cs="Times New Roman"/>
-                <w:b w:val="0"/>
-                <w:i w:val="0"/>
-                <w:color w:val="000000"/>
-                <w:sz w:val="19"/>
-                <w:u w:val="none"/>
-              </w:rPr>
-              <w:t>Successfully concluded the 9-week engineering internship tenure at Neuronix Technologies (September 12, 2026).</w:t>
+              <w:t>Successfully concluded the 9-week engineering internship tenure at Neuronix Technologies (September 11, 2026).</w:t>
             </w:r>
           </w:p>
         </w:tc>
@@ -13204,7 +13064,7 @@
           <w:sz w:val="22"/>
           <w:u w:val="none"/>
         </w:rPr>
-        <w:t>On Saturday, September 12, 2026, the formal engineering handover was successfully conducted with Manager Tayyaba Hussain. The primary project handover deliverables submitted include:</w:t>
+        <w:t>On Friday, September 11, 2026, the formal engineering handover was successfully conducted with Manager Tayyaba Hussain. The primary project handover deliverables submitted include:</w:t>
       </w:r>
     </w:p>
     <w:tbl>
@@ -14991,7 +14851,7 @@
                 <w:sz w:val="19"/>
                 <w:u w:val="none"/>
               </w:rPr>
-              <w:t>All 9 Weeks Completed (39 Working Days) / Milestones Achieved</w:t>
+              <w:t>All 9 Weeks Completed (38 Working Days) / Milestones Achieved</w:t>
             </w:r>
           </w:p>
         </w:tc>
@@ -15181,7 +15041,7 @@
                 <w:sz w:val="19"/>
                 <w:u w:val="none"/>
               </w:rPr>
-              <w:t>_______________________  [Sep 12, 2026]</w:t>
+              <w:t>_______________________  [Sep 11, 2026]</w:t>
             </w:r>
           </w:p>
         </w:tc>
@@ -15211,7 +15071,7 @@
                 <w:sz w:val="19"/>
                 <w:u w:val="none"/>
               </w:rPr>
-              <w:t>_______________________  [Sep 12, 2026]</w:t>
+              <w:t>_______________________  [Sep 11, 2026]</w:t>
             </w:r>
           </w:p>
         </w:tc>

--- a/Internship_Progress_Report.docx
+++ b/Internship_Progress_Report.docx
@@ -727,7 +727,7 @@
                 <w:sz w:val="19"/>
                 <w:u w:val="none"/>
               </w:rPr>
-              <w:t>Completed / Full Technical Milestones, Modernization &amp; Cloud Production Deployment</w:t>
+              <w:t>Completed / Full Technical Milestones, Modernization &amp; Vercel Frontend Deployment</w:t>
             </w:r>
           </w:p>
         </w:tc>
@@ -792,7 +792,7 @@
                 <w:sz w:val="19"/>
                 <w:u w:val="none"/>
               </w:rPr>
-              <w:t>Live Vercel React 18 SPA, Cloudflare GPU Tunnel, Dual GitHub Repositories, Project Technical Report ('Project_Report_Crime_Detection_System-1'), &amp; GUI Video ('project gui.mov')</w:t>
+              <w:t>Live Vercel React 18 Application, Dual GitHub Repositories, Production Monoserver Architecture, Project Technical Report ('Project_Report_Crime_Detection_System-1'), &amp; GUI Video ('project gui.mov')</w:t>
             </w:r>
           </w:p>
         </w:tc>
@@ -1126,7 +1126,7 @@
                 <w:sz w:val="18"/>
                 <w:u w:val="none"/>
               </w:rPr>
-              <w:t>Phases 1 to 8: onboarding, ML theory, cloud AI, dataset engineering, bias resolution, 2-stage AI, React 18 modernization, Vercel/Cloudflare deployment, and final handover</w:t>
+              <w:t>Phases 1 to 8: onboarding, ML theory, cloud AI, dataset engineering, bias resolution, 2-stage AI, React 18 modernization, Vercel frontend deployment, and final handover</w:t>
             </w:r>
           </w:p>
         </w:tc>
@@ -2046,7 +2046,7 @@
                 <w:sz w:val="18"/>
                 <w:u w:val="none"/>
               </w:rPr>
-              <w:t xml:space="preserve">  • Week 9: React 18 SPA, Cloud Deployment &amp; Handover</w:t>
+              <w:t xml:space="preserve">  • Week 9: React 18 SPA, Vercel Frontend &amp; Handover</w:t>
             </w:r>
           </w:p>
         </w:tc>
@@ -2076,7 +2076,7 @@
                 <w:sz w:val="18"/>
                 <w:u w:val="none"/>
               </w:rPr>
-              <w:t>Daily log table: React 18 + Vite migration, dynamic incident chart, monoserver split, Vercel cloud deploy, Cloudflare GPU tunnel &amp; final handover</w:t>
+              <w:t>Daily log table: React 18 + Vite migration, dynamic incident chart, monoserver architecture, dual repos, Vercel frontend deploy &amp; final handover</w:t>
             </w:r>
           </w:p>
         </w:tc>
@@ -2171,7 +2171,7 @@
                 <w:sz w:val="18"/>
                 <w:u w:val="none"/>
               </w:rPr>
-              <w:t>Architecture specs table (Crime 3D CNN, Drone Person YOLO, Weapon YOLO), gating matrix, live deployment links, and formal deliverables</w:t>
+              <w:t>Architecture specs table (Crime 3D CNN, Drone Person YOLO, Weapon YOLO), gating matrix, live Vercel link, and formal deliverables</w:t>
             </w:r>
           </w:p>
         </w:tc>
@@ -2338,7 +2338,7 @@
           <w:sz w:val="22"/>
           <w:u w:val="none"/>
         </w:rPr>
-        <w:t>My technical domain covers applied deep learning, neural network optimization, and computer vision systems. Throughout the project lifecycle, I specialized in PyTorch development (leveraging Apple Silicon Metal Performance Shaders - MPS and CUDA), Ultralytics YOLOv8 object detection architectures, ByteTrack persistent multi-object tracking, 3D Convolutional Neural Networks (R(2+1)D-18), image enhancement algorithms (CLAHE, dark channel dehazing, AGCWD gamma correction, FSRCNN super-resolution), edge tensor optimization (FP16 half-precision), modular monoserver architecture (Flask REST blueprints), modern Single Page Applications (React 18, Vite, TypeScript, Tailwind CSS), cloud continuous delivery (Vercel), and hardware-accelerated remote inference pipelines (Cloudflare Tunnels).</w:t>
+        <w:t>My technical domain covers applied deep learning, neural network optimization, and computer vision systems. Throughout the project lifecycle, I specialized in PyTorch development (leveraging Apple Silicon Metal Performance Shaders - MPS and CUDA), Ultralytics YOLOv8 object detection architectures, ByteTrack persistent multi-object tracking, 3D Convolutional Neural Networks (R(2+1)D-18), image enhancement algorithms (CLAHE, dark channel dehazing, AGCWD gamma correction, FSRCNN super-resolution), edge tensor optimization (FP16 half-precision), modular monoserver architecture (Flask REST blueprints), modern Single Page Applications (React 18, Vite, TypeScript, Tailwind CSS), cloud continuous delivery (Vercel), and local hardware-accelerated GPU inference pipelines (Apple Silicon MPS).</w:t>
       </w:r>
     </w:p>
     <w:p>
@@ -2593,7 +2593,7 @@
           <w:sz w:val="22"/>
           <w:u w:val="none"/>
         </w:rPr>
-        <w:t xml:space="preserve">Cloud Deployment: </w:t>
+        <w:t xml:space="preserve">Frontend Deployment: </w:t>
       </w:r>
       <w:r>
         <w:rPr>
@@ -2604,7 +2604,7 @@
           <w:sz w:val="22"/>
           <w:u w:val="none"/>
         </w:rPr>
-        <w:t>Deploying production web application to Vercel (https://aerial-crime-detector.vercel.app) and bridging Apple Silicon MPS GPU acceleration via Cloudflare Quick Tunnel for global access.</w:t>
+        <w:t>Deploying production web application to Vercel (https://aerial-crime-detector.vercel.app) and optimizing high-performance Apple Silicon MPS GPU acceleration on the backend Monoserver.</w:t>
       </w:r>
     </w:p>
     <w:p>
@@ -2923,7 +2923,7 @@
           <w:sz w:val="22"/>
           <w:u w:val="none"/>
         </w:rPr>
-        <w:t>Transitioned system from monolithic rendering to a decoupled microservices architecture. Constructed a component-driven React 18 + Vite + TypeScript frontend with synchronized dual-view video playback and pure dynamic audit analytics. Decoupled into two GitHub repositories (`-crime-ai-frontend` and `crime-ai-backend`), deployed frontend live to Vercel (https://aerial-crime-detector.vercel.app), and bridged Apple Silicon MPS GPU acceleration to the web via Cloudflare Tunnel (https://reserved-inf-pod-trends.trycloudflare.com). Formally completed technical handover to Manager Tayyaba Hussain with Project Technical Report ('Project_Report_Crime_Detection_System-1') and GUI demonstration video ('project gui.mov').</w:t>
+        <w:t>Transitioned system from monolithic rendering to a decoupled microservices architecture. Constructed a component-driven React 18 + Vite + TypeScript frontend with synchronized dual-view video playback and pure dynamic audit analytics. Decoupled into two GitHub repositories (`-crime-ai-frontend` and `crime-ai-backend`), deployed frontend live to Vercel (https://aerial-crime-detector.vercel.app), and configured high-performance Apple Silicon MPS GPU acceleration on the Python backend Monoserver. Formally completed technical handover to Manager Tayyaba Hussain with Project Technical Report ('Project_Report_Crime_Detection_System-1') and GUI demonstration video ('project gui.mov').</w:t>
       </w:r>
     </w:p>
     <w:p>
@@ -10904,7 +10904,7 @@
                 <w:sz w:val="19"/>
                 <w:u w:val="none"/>
               </w:rPr>
-              <w:t xml:space="preserve">• Cloudflare GPU Tunnel: </w:t>
+              <w:t xml:space="preserve">• Hardware-Accelerated Backend: </w:t>
             </w:r>
             <w:r>
               <w:rPr>
@@ -10915,7 +10915,7 @@
                 <w:sz w:val="19"/>
                 <w:u w:val="none"/>
               </w:rPr>
-              <w:t>Deployed Cloudflare Quick Tunnel (`cloudflared`) bridging local Apple Silicon Metal Performance Shaders (MPS) hardware acceleration to the public internet (`https://reserved-inf-pod-trends.trycloudflare.com`), enabling zero-cost, zero-card, full-speed remote inference.</w:t>
+              <w:t>Configured high-performance local Apple Silicon Metal Performance Shaders (MPS) hardware acceleration on the Python Monoserver, enabling low-latency, zero-cost, full-speed spatio-temporal video inference.</w:t>
             </w:r>
           </w:p>
           <w:p>
@@ -10943,7 +10943,7 @@
                 <w:sz w:val="19"/>
                 <w:u w:val="none"/>
               </w:rPr>
-              <w:t>Conducted end-to-end live testing from the public Vercel domain; validated real-time video listing, remote spatio-temporal inference execution, and dynamic report downloads.</w:t>
+              <w:t>Conducted end-to-end testing across the modern React frontend and local backend Monoserver; validated real-time video playback, spatio-temporal inference execution, and dynamic report downloads.</w:t>
             </w:r>
           </w:p>
           <w:p>
@@ -11055,7 +11055,7 @@
                 <w:sz w:val="19"/>
                 <w:u w:val="none"/>
               </w:rPr>
-              <w:t>Delivered production-ready model checkpoints (`crime_aerial_augmented_best1.pth`, `drone_person_detector_best.pt`, `weapon_detector_best.pt`), live Vercel web app, Cloudflare GPU tunnel, and dual GitHub repositories.</w:t>
+              <w:t>Delivered production-ready model checkpoints (`crime_aerial_augmented_best1.pth`, `drone_person_detector_best.pt`, `weapon_detector_best.pt`), live Vercel web app, backend Monoserver, and dual GitHub repositories.</w:t>
             </w:r>
           </w:p>
           <w:p>
@@ -13300,7 +13300,7 @@
                 <w:sz w:val="19"/>
                 <w:u w:val="none"/>
               </w:rPr>
-              <w:t>Hardware-Accelerated Tunnel</w:t>
+              <w:t>Local MPS Backend Engine</w:t>
             </w:r>
           </w:p>
         </w:tc>
@@ -13330,7 +13330,7 @@
                 <w:sz w:val="19"/>
                 <w:u w:val="none"/>
               </w:rPr>
-              <w:t>https://reserved-inf-pod-trends.trycloudflare.com</w:t>
+              <w:t>Monoserver (`backend/monoserver.py`)</w:t>
             </w:r>
           </w:p>
         </w:tc>
@@ -13360,7 +13360,7 @@
                 <w:sz w:val="19"/>
                 <w:u w:val="none"/>
               </w:rPr>
-              <w:t>Cloudflare Quick Tunnel bridging Apple Silicon MPS (Metal Performance Shaders) GPU acceleration to the web for zero-cost, high-speed remote video inference.</w:t>
+              <w:t>Modular Python Monoserver leveraging Apple Silicon MPS (Metal Performance Shaders) GPU acceleration for high-performance spatio-temporal video inference.</w:t>
             </w:r>
           </w:p>
         </w:tc>
@@ -14350,7 +14350,7 @@
           <w:sz w:val="22"/>
           <w:u w:val="none"/>
         </w:rPr>
-        <w:t xml:space="preserve">Edge &amp; Hybrid Cloud: </w:t>
+        <w:t xml:space="preserve">Edge &amp; Local GPU Acceleration: </w:t>
       </w:r>
       <w:r>
         <w:rPr>
@@ -14361,7 +14361,7 @@
           <w:sz w:val="22"/>
           <w:u w:val="none"/>
         </w:rPr>
-        <w:t>Bridging Apple Silicon Metal Performance Shaders (MPS) hardware acceleration to global web clients via Cloudflare Quick Tunnels.</w:t>
+        <w:t>Harnessing Apple Silicon Metal Performance Shaders (MPS) hardware acceleration for local high-throughput video inference pipelines.</w:t>
       </w:r>
     </w:p>
     <w:p>
@@ -14946,7 +14946,7 @@
                 <w:sz w:val="19"/>
                 <w:u w:val="none"/>
               </w:rPr>
-              <w:t>Live Vercel App, Cloudflare Tunnel, Dual Repos, Project Report, &amp; GUI Video</w:t>
+              <w:t>Live Vercel App, Backend Monoserver, Dual Repos, Project Report, &amp; GUI Video</w:t>
             </w:r>
           </w:p>
         </w:tc>
